--- a/docs/07_Модель_данных.docx
+++ b/docs/07_Модель_данных.docx
@@ -4,15 +4,16 @@
   <w:body>
     <w:p>
       <w:pPr>
-        <w:jc w:val="center"/>
+        <w:spacing w:after="120" w:line="276" w:lineRule="auto"/>
+        <w:jc w:val="both"/>
       </w:pPr>
       <w:r>
         <w:rPr>
-          <w:rFonts w:ascii="Times New Roman" w:hAnsi="Times New Roman" w:eastAsia="Times New Roman"/>
+          <w:rFonts w:ascii="Times New Roman" w:hAnsi="Times New Roman"/>
           <w:b/>
-          <w:sz w:val="32"/>
+          <w:sz w:val="24"/>
         </w:rPr>
-        <w:t>ИНТЕЛЛЕКТА</w:t>
+        <w:t>Интеллекта | Дипломный проект</w:t>
       </w:r>
     </w:p>
     <w:p>
@@ -21,7 +22,16 @@
       </w:pPr>
       <w:r>
         <w:rPr>
-          <w:rFonts w:ascii="Times New Roman" w:hAnsi="Times New Roman" w:eastAsia="Times New Roman"/>
+          <w:rFonts w:ascii="Times New Roman" w:hAnsi="Times New Roman"/>
+          <w:b/>
+          <w:sz w:val="32"/>
+        </w:rPr>
+        <w:t>ИНТЕЛЛЕКТА</w:t>
+        <w:br/>
+      </w:r>
+      <w:r>
+        <w:rPr>
+          <w:rFonts w:ascii="Times New Roman" w:hAnsi="Times New Roman"/>
           <w:b/>
           <w:sz w:val="28"/>
         </w:rPr>
@@ -31,31 +41,30 @@
     <w:p/>
     <w:p>
       <w:pPr>
-        <w:pStyle w:val="Heading1"/>
-      </w:pPr>
-      <w:r>
-        <w:t>1. Назначение модели</w:t>
-      </w:r>
-    </w:p>
-    <w:p>
-      <w:pPr>
-        <w:spacing w:after="120"/>
-        <w:ind w:firstLine="425"/>
+        <w:spacing w:after="120" w:line="276" w:lineRule="auto"/>
+        <w:jc w:val="both"/>
       </w:pPr>
       <w:r>
         <w:rPr>
-          <w:rFonts w:ascii="Times New Roman" w:hAnsi="Times New Roman" w:eastAsia="Times New Roman"/>
+          <w:rFonts w:ascii="Times New Roman" w:hAnsi="Times New Roman"/>
+          <w:b w:val="0"/>
           <w:sz w:val="24"/>
         </w:rPr>
-        <w:t>Модель данных обеспечивает хранение каталога книг, профилей пользователей, предпочтений, избранного, корзины, заказов, событий пользователя и результатов ИИ-анализа. Фактическая база данных реализована в Supabase PostgreSQL. Учетные записи пользователей находятся в Supabase Auth, а публичные прикладные данные пользователя - в таблице public.profiles.</w:t>
+        <w:t>Модель данных реализована в Supabase PostgreSQL. Учетные записи и пароли пользователей хранятся в Supabase Auth, а публичные пользовательские данные — в таблице public.profiles. Этап 2 добавляет хранение embedding-векторов книг и RPC для смыслового поиска через pgvector.</w:t>
       </w:r>
     </w:p>
     <w:p>
       <w:pPr>
         <w:pStyle w:val="Heading1"/>
+        <w:spacing w:after="120" w:line="276" w:lineRule="auto"/>
       </w:pPr>
       <w:r>
-        <w:t>2. Основные сущности и связи</w:t>
+        <w:rPr>
+          <w:rFonts w:ascii="Times New Roman" w:hAnsi="Times New Roman"/>
+          <w:b w:val="0"/>
+          <w:sz w:val="24"/>
+        </w:rPr>
+        <w:t>1. Основные сущности</w:t>
       </w:r>
     </w:p>
     <w:tbl>
@@ -63,34 +72,27 @@
         <w:tblStyle w:val="TableGrid"/>
         <w:tblW w:type="auto" w:w="0"/>
         <w:jc w:val="center"/>
-        <w:tblLayout w:type="autofit"/>
         <w:tblLook w:firstColumn="1" w:firstRow="1" w:lastColumn="0" w:lastRow="0" w:noHBand="0" w:noVBand="1" w:val="04A0"/>
       </w:tblPr>
       <w:tblGrid>
-        <w:gridCol w:w="3419"/>
-        <w:gridCol w:w="3419"/>
-        <w:gridCol w:w="3419"/>
+        <w:gridCol w:w="3324"/>
+        <w:gridCol w:w="3324"/>
+        <w:gridCol w:w="3324"/>
       </w:tblGrid>
       <w:tr>
-        <w:trPr>
-          <w:tblHeader w:val="true"/>
-        </w:trPr>
         <w:tc>
           <w:tcPr>
-            <w:tcW w:type="dxa" w:w="3419"/>
-            <w:vAlign w:val="top"/>
-            <w:shd w:fill="D9EAF7"/>
+            <w:tcW w:type="dxa" w:w="3324"/>
+            <w:shd w:fill="E8E4DC"/>
+            <w:vAlign w:val="center"/>
           </w:tcPr>
           <w:p>
-            <w:pPr>
-              <w:spacing w:after="0"/>
-            </w:pPr>
             <w:r/>
             <w:r>
               <w:rPr>
-                <w:rFonts w:ascii="Times New Roman" w:hAnsi="Times New Roman" w:eastAsia="Times New Roman"/>
+                <w:rFonts w:ascii="Times New Roman" w:hAnsi="Times New Roman"/>
                 <w:b/>
-                <w:sz w:val="16"/>
+                <w:sz w:val="20"/>
               </w:rPr>
               <w:t>Сущность</w:t>
             </w:r>
@@ -98,20 +100,17 @@
         </w:tc>
         <w:tc>
           <w:tcPr>
-            <w:tcW w:type="dxa" w:w="3419"/>
-            <w:vAlign w:val="top"/>
-            <w:shd w:fill="D9EAF7"/>
+            <w:tcW w:type="dxa" w:w="3324"/>
+            <w:shd w:fill="E8E4DC"/>
+            <w:vAlign w:val="center"/>
           </w:tcPr>
           <w:p>
-            <w:pPr>
-              <w:spacing w:after="0"/>
-            </w:pPr>
             <w:r/>
             <w:r>
               <w:rPr>
-                <w:rFonts w:ascii="Times New Roman" w:hAnsi="Times New Roman" w:eastAsia="Times New Roman"/>
+                <w:rFonts w:ascii="Times New Roman" w:hAnsi="Times New Roman"/>
                 <w:b/>
-                <w:sz w:val="16"/>
+                <w:sz w:val="20"/>
               </w:rPr>
               <w:t>Назначение</w:t>
             </w:r>
@@ -119,22 +118,19 @@
         </w:tc>
         <w:tc>
           <w:tcPr>
-            <w:tcW w:type="dxa" w:w="3419"/>
-            <w:vAlign w:val="top"/>
-            <w:shd w:fill="D9EAF7"/>
+            <w:tcW w:type="dxa" w:w="3324"/>
+            <w:shd w:fill="E8E4DC"/>
+            <w:vAlign w:val="center"/>
           </w:tcPr>
           <w:p>
-            <w:pPr>
-              <w:spacing w:after="0"/>
-            </w:pPr>
             <w:r/>
             <w:r>
               <w:rPr>
-                <w:rFonts w:ascii="Times New Roman" w:hAnsi="Times New Roman" w:eastAsia="Times New Roman"/>
+                <w:rFonts w:ascii="Times New Roman" w:hAnsi="Times New Roman"/>
                 <w:b/>
-                <w:sz w:val="16"/>
+                <w:sz w:val="20"/>
               </w:rPr>
-              <w:t>Ключевые связи</w:t>
+              <w:t>Особенности</w:t>
             </w:r>
           </w:p>
         </w:tc>
@@ -142,58 +138,52 @@
       <w:tr>
         <w:tc>
           <w:tcPr>
-            <w:tcW w:type="dxa" w:w="3419"/>
+            <w:tcW w:type="dxa" w:w="3324"/>
+            <w:vAlign w:val="top"/>
           </w:tcPr>
           <w:p>
-            <w:pPr>
-              <w:spacing w:after="0"/>
-            </w:pPr>
             <w:r/>
             <w:r>
               <w:rPr>
-                <w:rFonts w:ascii="Times New Roman" w:hAnsi="Times New Roman" w:eastAsia="Times New Roman"/>
+                <w:rFonts w:ascii="Times New Roman" w:hAnsi="Times New Roman"/>
                 <w:b w:val="0"/>
-                <w:sz w:val="16"/>
+                <w:sz w:val="20"/>
               </w:rPr>
-              <w:t>auth.users</w:t>
+              <w:t>profiles</w:t>
             </w:r>
           </w:p>
         </w:tc>
         <w:tc>
           <w:tcPr>
-            <w:tcW w:type="dxa" w:w="3419"/>
+            <w:tcW w:type="dxa" w:w="3324"/>
+            <w:vAlign w:val="top"/>
           </w:tcPr>
           <w:p>
-            <w:pPr>
-              <w:spacing w:after="0"/>
-            </w:pPr>
             <w:r/>
             <w:r>
               <w:rPr>
-                <w:rFonts w:ascii="Times New Roman" w:hAnsi="Times New Roman" w:eastAsia="Times New Roman"/>
+                <w:rFonts w:ascii="Times New Roman" w:hAnsi="Times New Roman"/>
                 <w:b w:val="0"/>
-                <w:sz w:val="16"/>
+                <w:sz w:val="20"/>
               </w:rPr>
-              <w:t>Учетные записи Supabase Auth.</w:t>
+              <w:t>Публичные данные пользователя и роль.</w:t>
             </w:r>
           </w:p>
         </w:tc>
         <w:tc>
           <w:tcPr>
-            <w:tcW w:type="dxa" w:w="3419"/>
+            <w:tcW w:type="dxa" w:w="3324"/>
+            <w:vAlign w:val="top"/>
           </w:tcPr>
           <w:p>
-            <w:pPr>
-              <w:spacing w:after="0"/>
-            </w:pPr>
             <w:r/>
             <w:r>
               <w:rPr>
-                <w:rFonts w:ascii="Times New Roman" w:hAnsi="Times New Roman" w:eastAsia="Times New Roman"/>
+                <w:rFonts w:ascii="Times New Roman" w:hAnsi="Times New Roman"/>
                 <w:b w:val="0"/>
-                <w:sz w:val="16"/>
+                <w:sz w:val="20"/>
               </w:rPr>
-              <w:t>1:1 с public.profiles по UUID. Не является public-таблицей проекта.</w:t>
+              <w:t>id соответствует auth.users.id.</w:t>
             </w:r>
           </w:p>
         </w:tc>
@@ -201,58 +191,52 @@
       <w:tr>
         <w:tc>
           <w:tcPr>
-            <w:tcW w:type="dxa" w:w="3419"/>
+            <w:tcW w:type="dxa" w:w="3324"/>
+            <w:vAlign w:val="top"/>
           </w:tcPr>
           <w:p>
-            <w:pPr>
-              <w:spacing w:after="0"/>
-            </w:pPr>
             <w:r/>
             <w:r>
               <w:rPr>
-                <w:rFonts w:ascii="Times New Roman" w:hAnsi="Times New Roman" w:eastAsia="Times New Roman"/>
+                <w:rFonts w:ascii="Times New Roman" w:hAnsi="Times New Roman"/>
                 <w:b w:val="0"/>
-                <w:sz w:val="16"/>
+                <w:sz w:val="20"/>
               </w:rPr>
-              <w:t>profiles</w:t>
+              <w:t>books</w:t>
             </w:r>
           </w:p>
         </w:tc>
         <w:tc>
           <w:tcPr>
-            <w:tcW w:type="dxa" w:w="3419"/>
+            <w:tcW w:type="dxa" w:w="3324"/>
+            <w:vAlign w:val="top"/>
           </w:tcPr>
           <w:p>
-            <w:pPr>
-              <w:spacing w:after="0"/>
-            </w:pPr>
             <w:r/>
             <w:r>
               <w:rPr>
-                <w:rFonts w:ascii="Times New Roman" w:hAnsi="Times New Roman" w:eastAsia="Times New Roman"/>
+                <w:rFonts w:ascii="Times New Roman" w:hAnsi="Times New Roman"/>
                 <w:b w:val="0"/>
-                <w:sz w:val="16"/>
+                <w:sz w:val="20"/>
               </w:rPr>
-              <w:t>Публичные профили пользователей и роль user/admin.</w:t>
+              <w:t>Каталог книг.</w:t>
             </w:r>
           </w:p>
         </w:tc>
         <w:tc>
           <w:tcPr>
-            <w:tcW w:type="dxa" w:w="3419"/>
+            <w:tcW w:type="dxa" w:w="3324"/>
+            <w:vAlign w:val="top"/>
           </w:tcPr>
           <w:p>
-            <w:pPr>
-              <w:spacing w:after="0"/>
-            </w:pPr>
             <w:r/>
             <w:r>
               <w:rPr>
-                <w:rFonts w:ascii="Times New Roman" w:hAnsi="Times New Roman" w:eastAsia="Times New Roman"/>
+                <w:rFonts w:ascii="Times New Roman" w:hAnsi="Times New Roman"/>
                 <w:b w:val="0"/>
-                <w:sz w:val="16"/>
+                <w:sz w:val="20"/>
               </w:rPr>
-              <w:t>1:N с orders, favorites, cart_items, user_events, user_preferences.</w:t>
+              <w:t>Активность определяется is_active; скрытие мягкое.</w:t>
             </w:r>
           </w:p>
         </w:tc>
@@ -260,58 +244,52 @@
       <w:tr>
         <w:tc>
           <w:tcPr>
-            <w:tcW w:type="dxa" w:w="3419"/>
+            <w:tcW w:type="dxa" w:w="3324"/>
+            <w:vAlign w:val="top"/>
           </w:tcPr>
           <w:p>
-            <w:pPr>
-              <w:spacing w:after="0"/>
-            </w:pPr>
             <w:r/>
             <w:r>
               <w:rPr>
-                <w:rFonts w:ascii="Times New Roman" w:hAnsi="Times New Roman" w:eastAsia="Times New Roman"/>
+                <w:rFonts w:ascii="Times New Roman" w:hAnsi="Times New Roman"/>
                 <w:b w:val="0"/>
-                <w:sz w:val="16"/>
+                <w:sz w:val="20"/>
               </w:rPr>
-              <w:t>user_preferences</w:t>
+              <w:t>authors, genres, book_authors, book_genres</w:t>
             </w:r>
           </w:p>
         </w:tc>
         <w:tc>
           <w:tcPr>
-            <w:tcW w:type="dxa" w:w="3419"/>
+            <w:tcW w:type="dxa" w:w="3324"/>
+            <w:vAlign w:val="top"/>
           </w:tcPr>
           <w:p>
-            <w:pPr>
-              <w:spacing w:after="0"/>
-            </w:pPr>
             <w:r/>
             <w:r>
               <w:rPr>
-                <w:rFonts w:ascii="Times New Roman" w:hAnsi="Times New Roman" w:eastAsia="Times New Roman"/>
+                <w:rFonts w:ascii="Times New Roman" w:hAnsi="Times New Roman"/>
                 <w:b w:val="0"/>
-                <w:sz w:val="16"/>
+                <w:sz w:val="20"/>
               </w:rPr>
-              <w:t>Интересы и цели чтения пользователя.</w:t>
+              <w:t>Авторы и жанры, связи N:M.</w:t>
             </w:r>
           </w:p>
         </w:tc>
         <w:tc>
           <w:tcPr>
-            <w:tcW w:type="dxa" w:w="3419"/>
+            <w:tcW w:type="dxa" w:w="3324"/>
+            <w:vAlign w:val="top"/>
           </w:tcPr>
           <w:p>
-            <w:pPr>
-              <w:spacing w:after="0"/>
-            </w:pPr>
             <w:r/>
             <w:r>
               <w:rPr>
-                <w:rFonts w:ascii="Times New Roman" w:hAnsi="Times New Roman" w:eastAsia="Times New Roman"/>
+                <w:rFonts w:ascii="Times New Roman" w:hAnsi="Times New Roman"/>
                 <w:b w:val="0"/>
-                <w:sz w:val="16"/>
+                <w:sz w:val="20"/>
               </w:rPr>
-              <w:t>1:1 с profiles.</w:t>
+              <w:t>Используются в каталоге, карточке и тексте для embedding.</w:t>
             </w:r>
           </w:p>
         </w:tc>
@@ -319,58 +297,52 @@
       <w:tr>
         <w:tc>
           <w:tcPr>
-            <w:tcW w:type="dxa" w:w="3419"/>
+            <w:tcW w:type="dxa" w:w="3324"/>
+            <w:vAlign w:val="top"/>
           </w:tcPr>
           <w:p>
-            <w:pPr>
-              <w:spacing w:after="0"/>
-            </w:pPr>
             <w:r/>
             <w:r>
               <w:rPr>
-                <w:rFonts w:ascii="Times New Roman" w:hAnsi="Times New Roman" w:eastAsia="Times New Roman"/>
+                <w:rFonts w:ascii="Times New Roman" w:hAnsi="Times New Roman"/>
                 <w:b w:val="0"/>
-                <w:sz w:val="16"/>
+                <w:sz w:val="20"/>
               </w:rPr>
-              <w:t>books</w:t>
+              <w:t>book_ai_profiles</w:t>
             </w:r>
           </w:p>
         </w:tc>
         <w:tc>
           <w:tcPr>
-            <w:tcW w:type="dxa" w:w="3419"/>
+            <w:tcW w:type="dxa" w:w="3324"/>
+            <w:vAlign w:val="top"/>
           </w:tcPr>
           <w:p>
-            <w:pPr>
-              <w:spacing w:after="0"/>
-            </w:pPr>
             <w:r/>
             <w:r>
               <w:rPr>
-                <w:rFonts w:ascii="Times New Roman" w:hAnsi="Times New Roman" w:eastAsia="Times New Roman"/>
+                <w:rFonts w:ascii="Times New Roman" w:hAnsi="Times New Roman"/>
                 <w:b w:val="0"/>
-                <w:sz w:val="16"/>
+                <w:sz w:val="20"/>
               </w:rPr>
-              <w:t>Каталог книг.</w:t>
+              <w:t>Семантический профиль книги.</w:t>
             </w:r>
           </w:p>
         </w:tc>
         <w:tc>
           <w:tcPr>
-            <w:tcW w:type="dxa" w:w="3419"/>
+            <w:tcW w:type="dxa" w:w="3324"/>
+            <w:vAlign w:val="top"/>
           </w:tcPr>
           <w:p>
-            <w:pPr>
-              <w:spacing w:after="0"/>
-            </w:pPr>
             <w:r/>
             <w:r>
               <w:rPr>
-                <w:rFonts w:ascii="Times New Roman" w:hAnsi="Times New Roman" w:eastAsia="Times New Roman"/>
+                <w:rFonts w:ascii="Times New Roman" w:hAnsi="Times New Roman"/>
                 <w:b w:val="0"/>
-                <w:sz w:val="16"/>
+                <w:sz w:val="20"/>
               </w:rPr>
-              <w:t>N:M с authors и genres; 1:1 с book_ai_profiles; 1:N с cart_items, favorites, order_items, reviews, user_events.</w:t>
+              <w:t>summary, topics, keywords, complexity_level, emotional_tone, embedding vector(1536).</w:t>
             </w:r>
           </w:p>
         </w:tc>
@@ -378,58 +350,52 @@
       <w:tr>
         <w:tc>
           <w:tcPr>
-            <w:tcW w:type="dxa" w:w="3419"/>
+            <w:tcW w:type="dxa" w:w="3324"/>
+            <w:vAlign w:val="top"/>
           </w:tcPr>
           <w:p>
-            <w:pPr>
-              <w:spacing w:after="0"/>
-            </w:pPr>
             <w:r/>
             <w:r>
               <w:rPr>
-                <w:rFonts w:ascii="Times New Roman" w:hAnsi="Times New Roman" w:eastAsia="Times New Roman"/>
+                <w:rFonts w:ascii="Times New Roman" w:hAnsi="Times New Roman"/>
                 <w:b w:val="0"/>
-                <w:sz w:val="16"/>
+                <w:sz w:val="20"/>
               </w:rPr>
-              <w:t>authors</w:t>
+              <w:t>ai_analysis_jobs</w:t>
             </w:r>
           </w:p>
         </w:tc>
         <w:tc>
           <w:tcPr>
-            <w:tcW w:type="dxa" w:w="3419"/>
+            <w:tcW w:type="dxa" w:w="3324"/>
+            <w:vAlign w:val="top"/>
           </w:tcPr>
           <w:p>
-            <w:pPr>
-              <w:spacing w:after="0"/>
-            </w:pPr>
             <w:r/>
             <w:r>
               <w:rPr>
-                <w:rFonts w:ascii="Times New Roman" w:hAnsi="Times New Roman" w:eastAsia="Times New Roman"/>
+                <w:rFonts w:ascii="Times New Roman" w:hAnsi="Times New Roman"/>
                 <w:b w:val="0"/>
-                <w:sz w:val="16"/>
+                <w:sz w:val="20"/>
               </w:rPr>
-              <w:t>Авторы книг.</w:t>
+              <w:t>Журнал запусков ИИ-анализа.</w:t>
             </w:r>
           </w:p>
         </w:tc>
         <w:tc>
           <w:tcPr>
-            <w:tcW w:type="dxa" w:w="3419"/>
+            <w:tcW w:type="dxa" w:w="3324"/>
+            <w:vAlign w:val="top"/>
           </w:tcPr>
           <w:p>
-            <w:pPr>
-              <w:spacing w:after="0"/>
-            </w:pPr>
             <w:r/>
             <w:r>
               <w:rPr>
-                <w:rFonts w:ascii="Times New Roman" w:hAnsi="Times New Roman" w:eastAsia="Times New Roman"/>
+                <w:rFonts w:ascii="Times New Roman" w:hAnsi="Times New Roman"/>
                 <w:b w:val="0"/>
-                <w:sz w:val="16"/>
+                <w:sz w:val="20"/>
               </w:rPr>
-              <w:t>N:M с books через book_authors.</w:t>
+              <w:t>status, started_at, finished_at, error_message.</w:t>
             </w:r>
           </w:p>
         </w:tc>
@@ -437,58 +403,52 @@
       <w:tr>
         <w:tc>
           <w:tcPr>
-            <w:tcW w:type="dxa" w:w="3419"/>
+            <w:tcW w:type="dxa" w:w="3324"/>
+            <w:vAlign w:val="top"/>
           </w:tcPr>
           <w:p>
-            <w:pPr>
-              <w:spacing w:after="0"/>
-            </w:pPr>
             <w:r/>
             <w:r>
               <w:rPr>
-                <w:rFonts w:ascii="Times New Roman" w:hAnsi="Times New Roman" w:eastAsia="Times New Roman"/>
+                <w:rFonts w:ascii="Times New Roman" w:hAnsi="Times New Roman"/>
                 <w:b w:val="0"/>
-                <w:sz w:val="16"/>
+                <w:sz w:val="20"/>
               </w:rPr>
-              <w:t>genres</w:t>
+              <w:t>user_preferences, favorites, cart_items</w:t>
             </w:r>
           </w:p>
         </w:tc>
         <w:tc>
           <w:tcPr>
-            <w:tcW w:type="dxa" w:w="3419"/>
+            <w:tcW w:type="dxa" w:w="3324"/>
+            <w:vAlign w:val="top"/>
           </w:tcPr>
           <w:p>
-            <w:pPr>
-              <w:spacing w:after="0"/>
-            </w:pPr>
             <w:r/>
             <w:r>
               <w:rPr>
-                <w:rFonts w:ascii="Times New Roman" w:hAnsi="Times New Roman" w:eastAsia="Times New Roman"/>
+                <w:rFonts w:ascii="Times New Roman" w:hAnsi="Times New Roman"/>
                 <w:b w:val="0"/>
-                <w:sz w:val="16"/>
+                <w:sz w:val="20"/>
               </w:rPr>
-              <w:t>Жанры и категории.</w:t>
+              <w:t>Персональные данные пользователя.</w:t>
             </w:r>
           </w:p>
         </w:tc>
         <w:tc>
           <w:tcPr>
-            <w:tcW w:type="dxa" w:w="3419"/>
+            <w:tcW w:type="dxa" w:w="3324"/>
+            <w:vAlign w:val="top"/>
           </w:tcPr>
           <w:p>
-            <w:pPr>
-              <w:spacing w:after="0"/>
-            </w:pPr>
             <w:r/>
             <w:r>
               <w:rPr>
-                <w:rFonts w:ascii="Times New Roman" w:hAnsi="Times New Roman" w:eastAsia="Times New Roman"/>
+                <w:rFonts w:ascii="Times New Roman" w:hAnsi="Times New Roman"/>
                 <w:b w:val="0"/>
-                <w:sz w:val="16"/>
+                <w:sz w:val="20"/>
               </w:rPr>
-              <w:t>N:M с books через book_genres; self-reference parent_id.</w:t>
+              <w:t>Защищены RLS owner-only.</w:t>
             </w:r>
           </w:p>
         </w:tc>
@@ -496,58 +456,52 @@
       <w:tr>
         <w:tc>
           <w:tcPr>
-            <w:tcW w:type="dxa" w:w="3419"/>
+            <w:tcW w:type="dxa" w:w="3324"/>
+            <w:vAlign w:val="top"/>
           </w:tcPr>
           <w:p>
-            <w:pPr>
-              <w:spacing w:after="0"/>
-            </w:pPr>
             <w:r/>
             <w:r>
               <w:rPr>
-                <w:rFonts w:ascii="Times New Roman" w:hAnsi="Times New Roman" w:eastAsia="Times New Roman"/>
+                <w:rFonts w:ascii="Times New Roman" w:hAnsi="Times New Roman"/>
                 <w:b w:val="0"/>
-                <w:sz w:val="16"/>
+                <w:sz w:val="20"/>
               </w:rPr>
-              <w:t>book_ai_profiles</w:t>
+              <w:t>orders, order_items</w:t>
             </w:r>
           </w:p>
         </w:tc>
         <w:tc>
           <w:tcPr>
-            <w:tcW w:type="dxa" w:w="3419"/>
+            <w:tcW w:type="dxa" w:w="3324"/>
+            <w:vAlign w:val="top"/>
           </w:tcPr>
           <w:p>
-            <w:pPr>
-              <w:spacing w:after="0"/>
-            </w:pPr>
             <w:r/>
             <w:r>
               <w:rPr>
-                <w:rFonts w:ascii="Times New Roman" w:hAnsi="Times New Roman" w:eastAsia="Times New Roman"/>
+                <w:rFonts w:ascii="Times New Roman" w:hAnsi="Times New Roman"/>
                 <w:b w:val="0"/>
-                <w:sz w:val="16"/>
+                <w:sz w:val="20"/>
               </w:rPr>
-              <w:t>Результаты ИИ-анализа книги.</w:t>
+              <w:t>Заказы и позиции заказа.</w:t>
             </w:r>
           </w:p>
         </w:tc>
         <w:tc>
           <w:tcPr>
-            <w:tcW w:type="dxa" w:w="3419"/>
+            <w:tcW w:type="dxa" w:w="3324"/>
+            <w:vAlign w:val="top"/>
           </w:tcPr>
           <w:p>
-            <w:pPr>
-              <w:spacing w:after="0"/>
-            </w:pPr>
             <w:r/>
             <w:r>
               <w:rPr>
-                <w:rFonts w:ascii="Times New Roman" w:hAnsi="Times New Roman" w:eastAsia="Times New Roman"/>
+                <w:rFonts w:ascii="Times New Roman" w:hAnsi="Times New Roman"/>
                 <w:b w:val="0"/>
-                <w:sz w:val="16"/>
+                <w:sz w:val="20"/>
               </w:rPr>
-              <w:t>1:1 с books.</w:t>
+              <w:t>order_items хранит price_snapshot и title_snapshot.</w:t>
             </w:r>
           </w:p>
         </w:tc>
@@ -555,372 +509,16 @@
       <w:tr>
         <w:tc>
           <w:tcPr>
-            <w:tcW w:type="dxa" w:w="3419"/>
+            <w:tcW w:type="dxa" w:w="3324"/>
+            <w:vAlign w:val="top"/>
           </w:tcPr>
           <w:p>
-            <w:pPr>
-              <w:spacing w:after="0"/>
-            </w:pPr>
             <w:r/>
             <w:r>
               <w:rPr>
-                <w:rFonts w:ascii="Times New Roman" w:hAnsi="Times New Roman" w:eastAsia="Times New Roman"/>
+                <w:rFonts w:ascii="Times New Roman" w:hAnsi="Times New Roman"/>
                 <w:b w:val="0"/>
-                <w:sz w:val="16"/>
-              </w:rPr>
-              <w:t>favorites</w:t>
-            </w:r>
-          </w:p>
-        </w:tc>
-        <w:tc>
-          <w:tcPr>
-            <w:tcW w:type="dxa" w:w="3419"/>
-          </w:tcPr>
-          <w:p>
-            <w:pPr>
-              <w:spacing w:after="0"/>
-            </w:pPr>
-            <w:r/>
-            <w:r>
-              <w:rPr>
-                <w:rFonts w:ascii="Times New Roman" w:hAnsi="Times New Roman" w:eastAsia="Times New Roman"/>
-                <w:b w:val="0"/>
-                <w:sz w:val="16"/>
-              </w:rPr>
-              <w:t>Избранные книги пользователя.</w:t>
-            </w:r>
-          </w:p>
-        </w:tc>
-        <w:tc>
-          <w:tcPr>
-            <w:tcW w:type="dxa" w:w="3419"/>
-          </w:tcPr>
-          <w:p>
-            <w:pPr>
-              <w:spacing w:after="0"/>
-            </w:pPr>
-            <w:r/>
-            <w:r>
-              <w:rPr>
-                <w:rFonts w:ascii="Times New Roman" w:hAnsi="Times New Roman" w:eastAsia="Times New Roman"/>
-                <w:b w:val="0"/>
-                <w:sz w:val="16"/>
-              </w:rPr>
-              <w:t>N:M profiles-books.</w:t>
-            </w:r>
-          </w:p>
-        </w:tc>
-      </w:tr>
-      <w:tr>
-        <w:tc>
-          <w:tcPr>
-            <w:tcW w:type="dxa" w:w="3419"/>
-          </w:tcPr>
-          <w:p>
-            <w:pPr>
-              <w:spacing w:after="0"/>
-            </w:pPr>
-            <w:r/>
-            <w:r>
-              <w:rPr>
-                <w:rFonts w:ascii="Times New Roman" w:hAnsi="Times New Roman" w:eastAsia="Times New Roman"/>
-                <w:b w:val="0"/>
-                <w:sz w:val="16"/>
-              </w:rPr>
-              <w:t>cart_items</w:t>
-            </w:r>
-          </w:p>
-        </w:tc>
-        <w:tc>
-          <w:tcPr>
-            <w:tcW w:type="dxa" w:w="3419"/>
-          </w:tcPr>
-          <w:p>
-            <w:pPr>
-              <w:spacing w:after="0"/>
-            </w:pPr>
-            <w:r/>
-            <w:r>
-              <w:rPr>
-                <w:rFonts w:ascii="Times New Roman" w:hAnsi="Times New Roman" w:eastAsia="Times New Roman"/>
-                <w:b w:val="0"/>
-                <w:sz w:val="16"/>
-              </w:rPr>
-              <w:t>Позиции корзины.</w:t>
-            </w:r>
-          </w:p>
-        </w:tc>
-        <w:tc>
-          <w:tcPr>
-            <w:tcW w:type="dxa" w:w="3419"/>
-          </w:tcPr>
-          <w:p>
-            <w:pPr>
-              <w:spacing w:after="0"/>
-            </w:pPr>
-            <w:r/>
-            <w:r>
-              <w:rPr>
-                <w:rFonts w:ascii="Times New Roman" w:hAnsi="Times New Roman" w:eastAsia="Times New Roman"/>
-                <w:b w:val="0"/>
-                <w:sz w:val="16"/>
-              </w:rPr>
-              <w:t>N:1 profiles и N:1 books.</w:t>
-            </w:r>
-          </w:p>
-        </w:tc>
-      </w:tr>
-      <w:tr>
-        <w:tc>
-          <w:tcPr>
-            <w:tcW w:type="dxa" w:w="3419"/>
-          </w:tcPr>
-          <w:p>
-            <w:pPr>
-              <w:spacing w:after="0"/>
-            </w:pPr>
-            <w:r/>
-            <w:r>
-              <w:rPr>
-                <w:rFonts w:ascii="Times New Roman" w:hAnsi="Times New Roman" w:eastAsia="Times New Roman"/>
-                <w:b w:val="0"/>
-                <w:sz w:val="16"/>
-              </w:rPr>
-              <w:t>orders</w:t>
-            </w:r>
-          </w:p>
-        </w:tc>
-        <w:tc>
-          <w:tcPr>
-            <w:tcW w:type="dxa" w:w="3419"/>
-          </w:tcPr>
-          <w:p>
-            <w:pPr>
-              <w:spacing w:after="0"/>
-            </w:pPr>
-            <w:r/>
-            <w:r>
-              <w:rPr>
-                <w:rFonts w:ascii="Times New Roman" w:hAnsi="Times New Roman" w:eastAsia="Times New Roman"/>
-                <w:b w:val="0"/>
-                <w:sz w:val="16"/>
-              </w:rPr>
-              <w:t>Заказы.</w:t>
-            </w:r>
-          </w:p>
-        </w:tc>
-        <w:tc>
-          <w:tcPr>
-            <w:tcW w:type="dxa" w:w="3419"/>
-          </w:tcPr>
-          <w:p>
-            <w:pPr>
-              <w:spacing w:after="0"/>
-            </w:pPr>
-            <w:r/>
-            <w:r>
-              <w:rPr>
-                <w:rFonts w:ascii="Times New Roman" w:hAnsi="Times New Roman" w:eastAsia="Times New Roman"/>
-                <w:b w:val="0"/>
-                <w:sz w:val="16"/>
-              </w:rPr>
-              <w:t>N:1 profiles, 1:N order_items.</w:t>
-            </w:r>
-          </w:p>
-        </w:tc>
-      </w:tr>
-      <w:tr>
-        <w:tc>
-          <w:tcPr>
-            <w:tcW w:type="dxa" w:w="3419"/>
-          </w:tcPr>
-          <w:p>
-            <w:pPr>
-              <w:spacing w:after="0"/>
-            </w:pPr>
-            <w:r/>
-            <w:r>
-              <w:rPr>
-                <w:rFonts w:ascii="Times New Roman" w:hAnsi="Times New Roman" w:eastAsia="Times New Roman"/>
-                <w:b w:val="0"/>
-                <w:sz w:val="16"/>
-              </w:rPr>
-              <w:t>order_items</w:t>
-            </w:r>
-          </w:p>
-        </w:tc>
-        <w:tc>
-          <w:tcPr>
-            <w:tcW w:type="dxa" w:w="3419"/>
-          </w:tcPr>
-          <w:p>
-            <w:pPr>
-              <w:spacing w:after="0"/>
-            </w:pPr>
-            <w:r/>
-            <w:r>
-              <w:rPr>
-                <w:rFonts w:ascii="Times New Roman" w:hAnsi="Times New Roman" w:eastAsia="Times New Roman"/>
-                <w:b w:val="0"/>
-                <w:sz w:val="16"/>
-              </w:rPr>
-              <w:t>Состав заказа.</w:t>
-            </w:r>
-          </w:p>
-        </w:tc>
-        <w:tc>
-          <w:tcPr>
-            <w:tcW w:type="dxa" w:w="3419"/>
-          </w:tcPr>
-          <w:p>
-            <w:pPr>
-              <w:spacing w:after="0"/>
-            </w:pPr>
-            <w:r/>
-            <w:r>
-              <w:rPr>
-                <w:rFonts w:ascii="Times New Roman" w:hAnsi="Times New Roman" w:eastAsia="Times New Roman"/>
-                <w:b w:val="0"/>
-                <w:sz w:val="16"/>
-              </w:rPr>
-              <w:t>N:1 orders, N:1 books; хранит snapshot названия и цены.</w:t>
-            </w:r>
-          </w:p>
-        </w:tc>
-      </w:tr>
-      <w:tr>
-        <w:tc>
-          <w:tcPr>
-            <w:tcW w:type="dxa" w:w="3419"/>
-          </w:tcPr>
-          <w:p>
-            <w:pPr>
-              <w:spacing w:after="0"/>
-            </w:pPr>
-            <w:r/>
-            <w:r>
-              <w:rPr>
-                <w:rFonts w:ascii="Times New Roman" w:hAnsi="Times New Roman" w:eastAsia="Times New Roman"/>
-                <w:b w:val="0"/>
-                <w:sz w:val="16"/>
-              </w:rPr>
-              <w:t>reviews</w:t>
-            </w:r>
-          </w:p>
-        </w:tc>
-        <w:tc>
-          <w:tcPr>
-            <w:tcW w:type="dxa" w:w="3419"/>
-          </w:tcPr>
-          <w:p>
-            <w:pPr>
-              <w:spacing w:after="0"/>
-            </w:pPr>
-            <w:r/>
-            <w:r>
-              <w:rPr>
-                <w:rFonts w:ascii="Times New Roman" w:hAnsi="Times New Roman" w:eastAsia="Times New Roman"/>
-                <w:b w:val="0"/>
-                <w:sz w:val="16"/>
-              </w:rPr>
-              <w:t>Отзывы и оценки.</w:t>
-            </w:r>
-          </w:p>
-        </w:tc>
-        <w:tc>
-          <w:tcPr>
-            <w:tcW w:type="dxa" w:w="3419"/>
-          </w:tcPr>
-          <w:p>
-            <w:pPr>
-              <w:spacing w:after="0"/>
-            </w:pPr>
-            <w:r/>
-            <w:r>
-              <w:rPr>
-                <w:rFonts w:ascii="Times New Roman" w:hAnsi="Times New Roman" w:eastAsia="Times New Roman"/>
-                <w:b w:val="0"/>
-                <w:sz w:val="16"/>
-              </w:rPr>
-              <w:t>N:1 profiles, N:1 books; таблица предусмотрена, UI-сценарий может развиваться.</w:t>
-            </w:r>
-          </w:p>
-        </w:tc>
-      </w:tr>
-      <w:tr>
-        <w:tc>
-          <w:tcPr>
-            <w:tcW w:type="dxa" w:w="3419"/>
-          </w:tcPr>
-          <w:p>
-            <w:pPr>
-              <w:spacing w:after="0"/>
-            </w:pPr>
-            <w:r/>
-            <w:r>
-              <w:rPr>
-                <w:rFonts w:ascii="Times New Roman" w:hAnsi="Times New Roman" w:eastAsia="Times New Roman"/>
-                <w:b w:val="0"/>
-                <w:sz w:val="16"/>
-              </w:rPr>
-              <w:t>ai_analysis_jobs</w:t>
-            </w:r>
-          </w:p>
-        </w:tc>
-        <w:tc>
-          <w:tcPr>
-            <w:tcW w:type="dxa" w:w="3419"/>
-          </w:tcPr>
-          <w:p>
-            <w:pPr>
-              <w:spacing w:after="0"/>
-            </w:pPr>
-            <w:r/>
-            <w:r>
-              <w:rPr>
-                <w:rFonts w:ascii="Times New Roman" w:hAnsi="Times New Roman" w:eastAsia="Times New Roman"/>
-                <w:b w:val="0"/>
-                <w:sz w:val="16"/>
-              </w:rPr>
-              <w:t>Журнал запусков ИИ-анализа.</w:t>
-            </w:r>
-          </w:p>
-        </w:tc>
-        <w:tc>
-          <w:tcPr>
-            <w:tcW w:type="dxa" w:w="3419"/>
-          </w:tcPr>
-          <w:p>
-            <w:pPr>
-              <w:spacing w:after="0"/>
-            </w:pPr>
-            <w:r/>
-            <w:r>
-              <w:rPr>
-                <w:rFonts w:ascii="Times New Roman" w:hAnsi="Times New Roman" w:eastAsia="Times New Roman"/>
-                <w:b w:val="0"/>
-                <w:sz w:val="16"/>
-              </w:rPr>
-              <w:t>N:1 books.</w:t>
-            </w:r>
-          </w:p>
-        </w:tc>
-      </w:tr>
-      <w:tr>
-        <w:tc>
-          <w:tcPr>
-            <w:tcW w:type="dxa" w:w="3419"/>
-          </w:tcPr>
-          <w:p>
-            <w:pPr>
-              <w:spacing w:after="0"/>
-            </w:pPr>
-            <w:r/>
-            <w:r>
-              <w:rPr>
-                <w:rFonts w:ascii="Times New Roman" w:hAnsi="Times New Roman" w:eastAsia="Times New Roman"/>
-                <w:b w:val="0"/>
-                <w:sz w:val="16"/>
+                <w:sz w:val="20"/>
               </w:rPr>
               <w:t>user_events</w:t>
             </w:r>
@@ -928,39 +526,35 @@
         </w:tc>
         <w:tc>
           <w:tcPr>
-            <w:tcW w:type="dxa" w:w="3419"/>
+            <w:tcW w:type="dxa" w:w="3324"/>
+            <w:vAlign w:val="top"/>
           </w:tcPr>
           <w:p>
-            <w:pPr>
-              <w:spacing w:after="0"/>
-            </w:pPr>
             <w:r/>
             <w:r>
               <w:rPr>
-                <w:rFonts w:ascii="Times New Roman" w:hAnsi="Times New Roman" w:eastAsia="Times New Roman"/>
+                <w:rFonts w:ascii="Times New Roman" w:hAnsi="Times New Roman"/>
                 <w:b w:val="0"/>
-                <w:sz w:val="16"/>
+                <w:sz w:val="20"/>
               </w:rPr>
-              <w:t>События пользователя и гостя.</w:t>
+              <w:t>События пользователя.</w:t>
             </w:r>
           </w:p>
         </w:tc>
         <w:tc>
           <w:tcPr>
-            <w:tcW w:type="dxa" w:w="3419"/>
+            <w:tcW w:type="dxa" w:w="3324"/>
+            <w:vAlign w:val="top"/>
           </w:tcPr>
           <w:p>
-            <w:pPr>
-              <w:spacing w:after="0"/>
-            </w:pPr>
             <w:r/>
             <w:r>
               <w:rPr>
-                <w:rFonts w:ascii="Times New Roman" w:hAnsi="Times New Roman" w:eastAsia="Times New Roman"/>
+                <w:rFonts w:ascii="Times New Roman" w:hAnsi="Times New Roman"/>
                 <w:b w:val="0"/>
-                <w:sz w:val="16"/>
+                <w:sz w:val="20"/>
               </w:rPr>
-              <w:t>N:1 profiles nullable, N:1 books nullable.</w:t>
+              <w:t>Используются для рекомендаций и аналитики MVP.</w:t>
             </w:r>
           </w:p>
         </w:tc>
@@ -970,9 +564,15 @@
     <w:p>
       <w:pPr>
         <w:pStyle w:val="Heading1"/>
+        <w:spacing w:after="120" w:line="276" w:lineRule="auto"/>
       </w:pPr>
       <w:r>
-        <w:t>3. Таблицы и ключевые поля</w:t>
+        <w:rPr>
+          <w:rFonts w:ascii="Times New Roman" w:hAnsi="Times New Roman"/>
+          <w:b w:val="0"/>
+          <w:sz w:val="24"/>
+        </w:rPr>
+        <w:t>2. Поля embedding</w:t>
       </w:r>
     </w:p>
     <w:tbl>
@@ -980,56 +580,65 @@
         <w:tblStyle w:val="TableGrid"/>
         <w:tblW w:type="auto" w:w="0"/>
         <w:jc w:val="center"/>
-        <w:tblLayout w:type="autofit"/>
         <w:tblLook w:firstColumn="1" w:firstRow="1" w:lastColumn="0" w:lastRow="0" w:noHBand="0" w:noVBand="1" w:val="04A0"/>
       </w:tblPr>
       <w:tblGrid>
-        <w:gridCol w:w="5128"/>
-        <w:gridCol w:w="5128"/>
+        <w:gridCol w:w="3324"/>
+        <w:gridCol w:w="3324"/>
+        <w:gridCol w:w="3324"/>
       </w:tblGrid>
       <w:tr>
-        <w:trPr>
-          <w:tblHeader w:val="true"/>
-        </w:trPr>
         <w:tc>
           <w:tcPr>
-            <w:tcW w:type="dxa" w:w="5128"/>
-            <w:vAlign w:val="top"/>
-            <w:shd w:fill="D9EAF7"/>
+            <w:tcW w:type="dxa" w:w="3324"/>
+            <w:shd w:fill="E8E4DC"/>
+            <w:vAlign w:val="center"/>
           </w:tcPr>
           <w:p>
-            <w:pPr>
-              <w:spacing w:after="0"/>
-            </w:pPr>
             <w:r/>
             <w:r>
               <w:rPr>
-                <w:rFonts w:ascii="Times New Roman" w:hAnsi="Times New Roman" w:eastAsia="Times New Roman"/>
+                <w:rFonts w:ascii="Times New Roman" w:hAnsi="Times New Roman"/>
                 <w:b/>
-                <w:sz w:val="16"/>
+                <w:sz w:val="20"/>
               </w:rPr>
-              <w:t>Таблица</w:t>
+              <w:t>Поле</w:t>
             </w:r>
           </w:p>
         </w:tc>
         <w:tc>
           <w:tcPr>
-            <w:tcW w:type="dxa" w:w="5128"/>
-            <w:vAlign w:val="top"/>
-            <w:shd w:fill="D9EAF7"/>
+            <w:tcW w:type="dxa" w:w="3324"/>
+            <w:shd w:fill="E8E4DC"/>
+            <w:vAlign w:val="center"/>
           </w:tcPr>
           <w:p>
-            <w:pPr>
-              <w:spacing w:after="0"/>
-            </w:pPr>
             <w:r/>
             <w:r>
               <w:rPr>
-                <w:rFonts w:ascii="Times New Roman" w:hAnsi="Times New Roman" w:eastAsia="Times New Roman"/>
+                <w:rFonts w:ascii="Times New Roman" w:hAnsi="Times New Roman"/>
                 <w:b/>
-                <w:sz w:val="16"/>
+                <w:sz w:val="20"/>
               </w:rPr>
-              <w:t>Ключевые поля</w:t>
+              <w:t>Тип</w:t>
+            </w:r>
+          </w:p>
+        </w:tc>
+        <w:tc>
+          <w:tcPr>
+            <w:tcW w:type="dxa" w:w="3324"/>
+            <w:shd w:fill="E8E4DC"/>
+            <w:vAlign w:val="center"/>
+          </w:tcPr>
+          <w:p>
+            <w:r/>
+            <w:r>
+              <w:rPr>
+                <w:rFonts w:ascii="Times New Roman" w:hAnsi="Times New Roman"/>
+                <w:b/>
+                <w:sz w:val="20"/>
+              </w:rPr>
+              <w:t>Назначение</w:t>
             </w:r>
           </w:p>
         </w:tc>
@@ -1037,39 +646,52 @@
       <w:tr>
         <w:tc>
           <w:tcPr>
-            <w:tcW w:type="dxa" w:w="5128"/>
+            <w:tcW w:type="dxa" w:w="3324"/>
+            <w:vAlign w:val="top"/>
           </w:tcPr>
           <w:p>
-            <w:pPr>
-              <w:spacing w:after="0"/>
-            </w:pPr>
             <w:r/>
             <w:r>
               <w:rPr>
-                <w:rFonts w:ascii="Times New Roman" w:hAnsi="Times New Roman" w:eastAsia="Times New Roman"/>
+                <w:rFonts w:ascii="Times New Roman" w:hAnsi="Times New Roman"/>
                 <w:b w:val="0"/>
-                <w:sz w:val="16"/>
+                <w:sz w:val="20"/>
               </w:rPr>
-              <w:t>profiles</w:t>
+              <w:t>embedding</w:t>
             </w:r>
           </w:p>
         </w:tc>
         <w:tc>
           <w:tcPr>
-            <w:tcW w:type="dxa" w:w="5128"/>
+            <w:tcW w:type="dxa" w:w="3324"/>
+            <w:vAlign w:val="top"/>
           </w:tcPr>
           <w:p>
-            <w:pPr>
-              <w:spacing w:after="0"/>
-            </w:pPr>
             <w:r/>
             <w:r>
               <w:rPr>
-                <w:rFonts w:ascii="Times New Roman" w:hAnsi="Times New Roman" w:eastAsia="Times New Roman"/>
+                <w:rFonts w:ascii="Times New Roman" w:hAnsi="Times New Roman"/>
                 <w:b w:val="0"/>
-                <w:sz w:val="16"/>
+                <w:sz w:val="20"/>
               </w:rPr>
-              <w:t>id PK/FK auth.users, email, name, role, created_at, updated_at.</w:t>
+              <w:t>vector(1536)</w:t>
+            </w:r>
+          </w:p>
+        </w:tc>
+        <w:tc>
+          <w:tcPr>
+            <w:tcW w:type="dxa" w:w="3324"/>
+            <w:vAlign w:val="top"/>
+          </w:tcPr>
+          <w:p>
+            <w:r/>
+            <w:r>
+              <w:rPr>
+                <w:rFonts w:ascii="Times New Roman" w:hAnsi="Times New Roman"/>
+                <w:b w:val="0"/>
+                <w:sz w:val="20"/>
+              </w:rPr>
+              <w:t>Векторное представление книги для cosine similarity.</w:t>
             </w:r>
           </w:p>
         </w:tc>
@@ -1077,39 +699,52 @@
       <w:tr>
         <w:tc>
           <w:tcPr>
-            <w:tcW w:type="dxa" w:w="5128"/>
+            <w:tcW w:type="dxa" w:w="3324"/>
+            <w:vAlign w:val="top"/>
           </w:tcPr>
           <w:p>
-            <w:pPr>
-              <w:spacing w:after="0"/>
-            </w:pPr>
             <w:r/>
             <w:r>
               <w:rPr>
-                <w:rFonts w:ascii="Times New Roman" w:hAnsi="Times New Roman" w:eastAsia="Times New Roman"/>
+                <w:rFonts w:ascii="Times New Roman" w:hAnsi="Times New Roman"/>
                 <w:b w:val="0"/>
-                <w:sz w:val="16"/>
+                <w:sz w:val="20"/>
               </w:rPr>
-              <w:t>user_preferences</w:t>
+              <w:t>embedding_model</w:t>
             </w:r>
           </w:p>
         </w:tc>
         <w:tc>
           <w:tcPr>
-            <w:tcW w:type="dxa" w:w="5128"/>
+            <w:tcW w:type="dxa" w:w="3324"/>
+            <w:vAlign w:val="top"/>
           </w:tcPr>
           <w:p>
-            <w:pPr>
-              <w:spacing w:after="0"/>
-            </w:pPr>
             <w:r/>
             <w:r>
               <w:rPr>
-                <w:rFonts w:ascii="Times New Roman" w:hAnsi="Times New Roman" w:eastAsia="Times New Roman"/>
+                <w:rFonts w:ascii="Times New Roman" w:hAnsi="Times New Roman"/>
                 <w:b w:val="0"/>
-                <w:sz w:val="16"/>
+                <w:sz w:val="20"/>
               </w:rPr>
-              <w:t>user_id PK/FK profiles, genres jsonb, topics jsonb, goals jsonb, complexity_min, complexity_max, excluded_genres, created_at, updated_at.</w:t>
+              <w:t>text</w:t>
+            </w:r>
+          </w:p>
+        </w:tc>
+        <w:tc>
+          <w:tcPr>
+            <w:tcW w:type="dxa" w:w="3324"/>
+            <w:vAlign w:val="top"/>
+          </w:tcPr>
+          <w:p>
+            <w:r/>
+            <w:r>
+              <w:rPr>
+                <w:rFonts w:ascii="Times New Roman" w:hAnsi="Times New Roman"/>
+                <w:b w:val="0"/>
+                <w:sz w:val="20"/>
+              </w:rPr>
+              <w:t>Название embedding-модели, например openai/text-embedding-3-small.</w:t>
             </w:r>
           </w:p>
         </w:tc>
@@ -1117,39 +752,52 @@
       <w:tr>
         <w:tc>
           <w:tcPr>
-            <w:tcW w:type="dxa" w:w="5128"/>
+            <w:tcW w:type="dxa" w:w="3324"/>
+            <w:vAlign w:val="top"/>
           </w:tcPr>
           <w:p>
-            <w:pPr>
-              <w:spacing w:after="0"/>
-            </w:pPr>
             <w:r/>
             <w:r>
               <w:rPr>
-                <w:rFonts w:ascii="Times New Roman" w:hAnsi="Times New Roman" w:eastAsia="Times New Roman"/>
+                <w:rFonts w:ascii="Times New Roman" w:hAnsi="Times New Roman"/>
                 <w:b w:val="0"/>
-                <w:sz w:val="16"/>
+                <w:sz w:val="20"/>
               </w:rPr>
-              <w:t>books</w:t>
+              <w:t>embedding_dimension</w:t>
             </w:r>
           </w:p>
         </w:tc>
         <w:tc>
           <w:tcPr>
-            <w:tcW w:type="dxa" w:w="5128"/>
+            <w:tcW w:type="dxa" w:w="3324"/>
+            <w:vAlign w:val="top"/>
           </w:tcPr>
           <w:p>
-            <w:pPr>
-              <w:spacing w:after="0"/>
-            </w:pPr>
             <w:r/>
             <w:r>
               <w:rPr>
-                <w:rFonts w:ascii="Times New Roman" w:hAnsi="Times New Roman" w:eastAsia="Times New Roman"/>
+                <w:rFonts w:ascii="Times New Roman" w:hAnsi="Times New Roman"/>
                 <w:b w:val="0"/>
-                <w:sz w:val="16"/>
+                <w:sz w:val="20"/>
               </w:rPr>
-              <w:t>id PK, title, slug UNIQUE, description, isbn, publisher, publication_year, price, format, cover_url, stock_qty, rating, is_active, created_at, updated_at.</w:t>
+              <w:t>integer</w:t>
+            </w:r>
+          </w:p>
+        </w:tc>
+        <w:tc>
+          <w:tcPr>
+            <w:tcW w:type="dxa" w:w="3324"/>
+            <w:vAlign w:val="top"/>
+          </w:tcPr>
+          <w:p>
+            <w:r/>
+            <w:r>
+              <w:rPr>
+                <w:rFonts w:ascii="Times New Roman" w:hAnsi="Times New Roman"/>
+                <w:b w:val="0"/>
+                <w:sz w:val="20"/>
+              </w:rPr>
+              <w:t>Размерность вектора; для MVP — 1536.</w:t>
             </w:r>
           </w:p>
         </w:tc>
@@ -1157,39 +805,52 @@
       <w:tr>
         <w:tc>
           <w:tcPr>
-            <w:tcW w:type="dxa" w:w="5128"/>
+            <w:tcW w:type="dxa" w:w="3324"/>
+            <w:vAlign w:val="top"/>
           </w:tcPr>
           <w:p>
-            <w:pPr>
-              <w:spacing w:after="0"/>
-            </w:pPr>
             <w:r/>
             <w:r>
               <w:rPr>
-                <w:rFonts w:ascii="Times New Roman" w:hAnsi="Times New Roman" w:eastAsia="Times New Roman"/>
+                <w:rFonts w:ascii="Times New Roman" w:hAnsi="Times New Roman"/>
                 <w:b w:val="0"/>
-                <w:sz w:val="16"/>
+                <w:sz w:val="20"/>
               </w:rPr>
-              <w:t>authors</w:t>
+              <w:t>embedding_updated_at</w:t>
             </w:r>
           </w:p>
         </w:tc>
         <w:tc>
           <w:tcPr>
-            <w:tcW w:type="dxa" w:w="5128"/>
+            <w:tcW w:type="dxa" w:w="3324"/>
+            <w:vAlign w:val="top"/>
           </w:tcPr>
           <w:p>
-            <w:pPr>
-              <w:spacing w:after="0"/>
-            </w:pPr>
             <w:r/>
             <w:r>
               <w:rPr>
-                <w:rFonts w:ascii="Times New Roman" w:hAnsi="Times New Roman" w:eastAsia="Times New Roman"/>
+                <w:rFonts w:ascii="Times New Roman" w:hAnsi="Times New Roman"/>
                 <w:b w:val="0"/>
-                <w:sz w:val="16"/>
+                <w:sz w:val="20"/>
               </w:rPr>
-              <w:t>id PK, full_name, bio, created_at, updated_at.</w:t>
+              <w:t>timestamptz</w:t>
+            </w:r>
+          </w:p>
+        </w:tc>
+        <w:tc>
+          <w:tcPr>
+            <w:tcW w:type="dxa" w:w="3324"/>
+            <w:vAlign w:val="top"/>
+          </w:tcPr>
+          <w:p>
+            <w:r/>
+            <w:r>
+              <w:rPr>
+                <w:rFonts w:ascii="Times New Roman" w:hAnsi="Times New Roman"/>
+                <w:b w:val="0"/>
+                <w:sz w:val="20"/>
+              </w:rPr>
+              <w:t>Дата последней успешной генерации embedding.</w:t>
             </w:r>
           </w:p>
         </w:tc>
@@ -1197,39 +858,52 @@
       <w:tr>
         <w:tc>
           <w:tcPr>
-            <w:tcW w:type="dxa" w:w="5128"/>
+            <w:tcW w:type="dxa" w:w="3324"/>
+            <w:vAlign w:val="top"/>
           </w:tcPr>
           <w:p>
-            <w:pPr>
-              <w:spacing w:after="0"/>
-            </w:pPr>
             <w:r/>
             <w:r>
               <w:rPr>
-                <w:rFonts w:ascii="Times New Roman" w:hAnsi="Times New Roman" w:eastAsia="Times New Roman"/>
+                <w:rFonts w:ascii="Times New Roman" w:hAnsi="Times New Roman"/>
                 <w:b w:val="0"/>
-                <w:sz w:val="16"/>
+                <w:sz w:val="20"/>
               </w:rPr>
-              <w:t>genres</w:t>
+              <w:t>embedding_status</w:t>
             </w:r>
           </w:p>
         </w:tc>
         <w:tc>
           <w:tcPr>
-            <w:tcW w:type="dxa" w:w="5128"/>
+            <w:tcW w:type="dxa" w:w="3324"/>
+            <w:vAlign w:val="top"/>
           </w:tcPr>
           <w:p>
-            <w:pPr>
-              <w:spacing w:after="0"/>
-            </w:pPr>
             <w:r/>
             <w:r>
               <w:rPr>
-                <w:rFonts w:ascii="Times New Roman" w:hAnsi="Times New Roman" w:eastAsia="Times New Roman"/>
+                <w:rFonts w:ascii="Times New Roman" w:hAnsi="Times New Roman"/>
                 <w:b w:val="0"/>
-                <w:sz w:val="16"/>
+                <w:sz w:val="20"/>
               </w:rPr>
-              <w:t>id PK, name UNIQUE, slug UNIQUE, parent_id FK, created_at, updated_at.</w:t>
+              <w:t>text</w:t>
+            </w:r>
+          </w:p>
+        </w:tc>
+        <w:tc>
+          <w:tcPr>
+            <w:tcW w:type="dxa" w:w="3324"/>
+            <w:vAlign w:val="top"/>
+          </w:tcPr>
+          <w:p>
+            <w:r/>
+            <w:r>
+              <w:rPr>
+                <w:rFonts w:ascii="Times New Roman" w:hAnsi="Times New Roman"/>
+                <w:b w:val="0"/>
+                <w:sz w:val="20"/>
+              </w:rPr>
+              <w:t>missing, ready или failed.</w:t>
             </w:r>
           </w:p>
         </w:tc>
@@ -1237,399 +911,52 @@
       <w:tr>
         <w:tc>
           <w:tcPr>
-            <w:tcW w:type="dxa" w:w="5128"/>
+            <w:tcW w:type="dxa" w:w="3324"/>
+            <w:vAlign w:val="top"/>
           </w:tcPr>
           <w:p>
-            <w:pPr>
-              <w:spacing w:after="0"/>
-            </w:pPr>
             <w:r/>
             <w:r>
               <w:rPr>
-                <w:rFonts w:ascii="Times New Roman" w:hAnsi="Times New Roman" w:eastAsia="Times New Roman"/>
+                <w:rFonts w:ascii="Times New Roman" w:hAnsi="Times New Roman"/>
                 <w:b w:val="0"/>
-                <w:sz w:val="16"/>
+                <w:sz w:val="20"/>
               </w:rPr>
-              <w:t>book_authors</w:t>
+              <w:t>embedding_error</w:t>
             </w:r>
           </w:p>
         </w:tc>
         <w:tc>
           <w:tcPr>
-            <w:tcW w:type="dxa" w:w="5128"/>
+            <w:tcW w:type="dxa" w:w="3324"/>
+            <w:vAlign w:val="top"/>
           </w:tcPr>
           <w:p>
-            <w:pPr>
-              <w:spacing w:after="0"/>
-            </w:pPr>
             <w:r/>
             <w:r>
               <w:rPr>
-                <w:rFonts w:ascii="Times New Roman" w:hAnsi="Times New Roman" w:eastAsia="Times New Roman"/>
+                <w:rFonts w:ascii="Times New Roman" w:hAnsi="Times New Roman"/>
                 <w:b w:val="0"/>
-                <w:sz w:val="16"/>
+                <w:sz w:val="20"/>
               </w:rPr>
-              <w:t>book_id FK, author_id FK, PRIMARY KEY(book_id, author_id).</w:t>
-            </w:r>
-          </w:p>
-        </w:tc>
-      </w:tr>
-      <w:tr>
-        <w:tc>
-          <w:tcPr>
-            <w:tcW w:type="dxa" w:w="5128"/>
-          </w:tcPr>
-          <w:p>
-            <w:pPr>
-              <w:spacing w:after="0"/>
-            </w:pPr>
-            <w:r/>
-            <w:r>
-              <w:rPr>
-                <w:rFonts w:ascii="Times New Roman" w:hAnsi="Times New Roman" w:eastAsia="Times New Roman"/>
-                <w:b w:val="0"/>
-                <w:sz w:val="16"/>
-              </w:rPr>
-              <w:t>book_genres</w:t>
+              <w:t>text</w:t>
             </w:r>
           </w:p>
         </w:tc>
         <w:tc>
           <w:tcPr>
-            <w:tcW w:type="dxa" w:w="5128"/>
+            <w:tcW w:type="dxa" w:w="3324"/>
+            <w:vAlign w:val="top"/>
           </w:tcPr>
           <w:p>
-            <w:pPr>
-              <w:spacing w:after="0"/>
-            </w:pPr>
             <w:r/>
             <w:r>
               <w:rPr>
-                <w:rFonts w:ascii="Times New Roman" w:hAnsi="Times New Roman" w:eastAsia="Times New Roman"/>
+                <w:rFonts w:ascii="Times New Roman" w:hAnsi="Times New Roman"/>
                 <w:b w:val="0"/>
-                <w:sz w:val="16"/>
+                <w:sz w:val="20"/>
               </w:rPr>
-              <w:t>book_id FK, genre_id FK, PRIMARY KEY(book_id, genre_id).</w:t>
-            </w:r>
-          </w:p>
-        </w:tc>
-      </w:tr>
-      <w:tr>
-        <w:tc>
-          <w:tcPr>
-            <w:tcW w:type="dxa" w:w="5128"/>
-          </w:tcPr>
-          <w:p>
-            <w:pPr>
-              <w:spacing w:after="0"/>
-            </w:pPr>
-            <w:r/>
-            <w:r>
-              <w:rPr>
-                <w:rFonts w:ascii="Times New Roman" w:hAnsi="Times New Roman" w:eastAsia="Times New Roman"/>
-                <w:b w:val="0"/>
-                <w:sz w:val="16"/>
-              </w:rPr>
-              <w:t>book_ai_profiles</w:t>
-            </w:r>
-          </w:p>
-        </w:tc>
-        <w:tc>
-          <w:tcPr>
-            <w:tcW w:type="dxa" w:w="5128"/>
-          </w:tcPr>
-          <w:p>
-            <w:pPr>
-              <w:spacing w:after="0"/>
-            </w:pPr>
-            <w:r/>
-            <w:r>
-              <w:rPr>
-                <w:rFonts w:ascii="Times New Roman" w:hAnsi="Times New Roman" w:eastAsia="Times New Roman"/>
-                <w:b w:val="0"/>
-                <w:sz w:val="16"/>
-              </w:rPr>
-              <w:t>book_id PK/FK books, summary, topics jsonb, keywords jsonb, complexity_level, emotional_tone, embedding vector/jsonb, status, updated_at.</w:t>
-            </w:r>
-          </w:p>
-        </w:tc>
-      </w:tr>
-      <w:tr>
-        <w:tc>
-          <w:tcPr>
-            <w:tcW w:type="dxa" w:w="5128"/>
-          </w:tcPr>
-          <w:p>
-            <w:pPr>
-              <w:spacing w:after="0"/>
-            </w:pPr>
-            <w:r/>
-            <w:r>
-              <w:rPr>
-                <w:rFonts w:ascii="Times New Roman" w:hAnsi="Times New Roman" w:eastAsia="Times New Roman"/>
-                <w:b w:val="0"/>
-                <w:sz w:val="16"/>
-              </w:rPr>
-              <w:t>favorites</w:t>
-            </w:r>
-          </w:p>
-        </w:tc>
-        <w:tc>
-          <w:tcPr>
-            <w:tcW w:type="dxa" w:w="5128"/>
-          </w:tcPr>
-          <w:p>
-            <w:pPr>
-              <w:spacing w:after="0"/>
-            </w:pPr>
-            <w:r/>
-            <w:r>
-              <w:rPr>
-                <w:rFonts w:ascii="Times New Roman" w:hAnsi="Times New Roman" w:eastAsia="Times New Roman"/>
-                <w:b w:val="0"/>
-                <w:sz w:val="16"/>
-              </w:rPr>
-              <w:t>user_id FK, book_id FK, created_at, PRIMARY KEY(user_id, book_id).</w:t>
-            </w:r>
-          </w:p>
-        </w:tc>
-      </w:tr>
-      <w:tr>
-        <w:tc>
-          <w:tcPr>
-            <w:tcW w:type="dxa" w:w="5128"/>
-          </w:tcPr>
-          <w:p>
-            <w:pPr>
-              <w:spacing w:after="0"/>
-            </w:pPr>
-            <w:r/>
-            <w:r>
-              <w:rPr>
-                <w:rFonts w:ascii="Times New Roman" w:hAnsi="Times New Roman" w:eastAsia="Times New Roman"/>
-                <w:b w:val="0"/>
-                <w:sz w:val="16"/>
-              </w:rPr>
-              <w:t>cart_items</w:t>
-            </w:r>
-          </w:p>
-        </w:tc>
-        <w:tc>
-          <w:tcPr>
-            <w:tcW w:type="dxa" w:w="5128"/>
-          </w:tcPr>
-          <w:p>
-            <w:pPr>
-              <w:spacing w:after="0"/>
-            </w:pPr>
-            <w:r/>
-            <w:r>
-              <w:rPr>
-                <w:rFonts w:ascii="Times New Roman" w:hAnsi="Times New Roman" w:eastAsia="Times New Roman"/>
-                <w:b w:val="0"/>
-                <w:sz w:val="16"/>
-              </w:rPr>
-              <w:t>id PK, user_id FK, book_id FK, quantity, created_at, updated_at, UNIQUE(user_id, book_id).</w:t>
-            </w:r>
-          </w:p>
-        </w:tc>
-      </w:tr>
-      <w:tr>
-        <w:tc>
-          <w:tcPr>
-            <w:tcW w:type="dxa" w:w="5128"/>
-          </w:tcPr>
-          <w:p>
-            <w:pPr>
-              <w:spacing w:after="0"/>
-            </w:pPr>
-            <w:r/>
-            <w:r>
-              <w:rPr>
-                <w:rFonts w:ascii="Times New Roman" w:hAnsi="Times New Roman" w:eastAsia="Times New Roman"/>
-                <w:b w:val="0"/>
-                <w:sz w:val="16"/>
-              </w:rPr>
-              <w:t>orders</w:t>
-            </w:r>
-          </w:p>
-        </w:tc>
-        <w:tc>
-          <w:tcPr>
-            <w:tcW w:type="dxa" w:w="5128"/>
-          </w:tcPr>
-          <w:p>
-            <w:pPr>
-              <w:spacing w:after="0"/>
-            </w:pPr>
-            <w:r/>
-            <w:r>
-              <w:rPr>
-                <w:rFonts w:ascii="Times New Roman" w:hAnsi="Times New Roman" w:eastAsia="Times New Roman"/>
-                <w:b w:val="0"/>
-                <w:sz w:val="16"/>
-              </w:rPr>
-              <w:t>id PK, user_id FK, status, total_amount, delivery_type, contact_json, comment, created_at, updated_at.</w:t>
-            </w:r>
-          </w:p>
-        </w:tc>
-      </w:tr>
-      <w:tr>
-        <w:tc>
-          <w:tcPr>
-            <w:tcW w:type="dxa" w:w="5128"/>
-          </w:tcPr>
-          <w:p>
-            <w:pPr>
-              <w:spacing w:after="0"/>
-            </w:pPr>
-            <w:r/>
-            <w:r>
-              <w:rPr>
-                <w:rFonts w:ascii="Times New Roman" w:hAnsi="Times New Roman" w:eastAsia="Times New Roman"/>
-                <w:b w:val="0"/>
-                <w:sz w:val="16"/>
-              </w:rPr>
-              <w:t>order_items</w:t>
-            </w:r>
-          </w:p>
-        </w:tc>
-        <w:tc>
-          <w:tcPr>
-            <w:tcW w:type="dxa" w:w="5128"/>
-          </w:tcPr>
-          <w:p>
-            <w:pPr>
-              <w:spacing w:after="0"/>
-            </w:pPr>
-            <w:r/>
-            <w:r>
-              <w:rPr>
-                <w:rFonts w:ascii="Times New Roman" w:hAnsi="Times New Roman" w:eastAsia="Times New Roman"/>
-                <w:b w:val="0"/>
-                <w:sz w:val="16"/>
-              </w:rPr>
-              <w:t>id PK, order_id FK, book_id FK nullable, title_snapshot, price_snapshot, quantity, created_at.</w:t>
-            </w:r>
-          </w:p>
-        </w:tc>
-      </w:tr>
-      <w:tr>
-        <w:tc>
-          <w:tcPr>
-            <w:tcW w:type="dxa" w:w="5128"/>
-          </w:tcPr>
-          <w:p>
-            <w:pPr>
-              <w:spacing w:after="0"/>
-            </w:pPr>
-            <w:r/>
-            <w:r>
-              <w:rPr>
-                <w:rFonts w:ascii="Times New Roman" w:hAnsi="Times New Roman" w:eastAsia="Times New Roman"/>
-                <w:b w:val="0"/>
-                <w:sz w:val="16"/>
-              </w:rPr>
-              <w:t>reviews</w:t>
-            </w:r>
-          </w:p>
-        </w:tc>
-        <w:tc>
-          <w:tcPr>
-            <w:tcW w:type="dxa" w:w="5128"/>
-          </w:tcPr>
-          <w:p>
-            <w:pPr>
-              <w:spacing w:after="0"/>
-            </w:pPr>
-            <w:r/>
-            <w:r>
-              <w:rPr>
-                <w:rFonts w:ascii="Times New Roman" w:hAnsi="Times New Roman" w:eastAsia="Times New Roman"/>
-                <w:b w:val="0"/>
-                <w:sz w:val="16"/>
-              </w:rPr>
-              <w:t>id PK, user_id FK, book_id FK, rating, text, moderation_status, created_at, updated_at, UNIQUE(user_id, book_id).</w:t>
-            </w:r>
-          </w:p>
-        </w:tc>
-      </w:tr>
-      <w:tr>
-        <w:tc>
-          <w:tcPr>
-            <w:tcW w:type="dxa" w:w="5128"/>
-          </w:tcPr>
-          <w:p>
-            <w:pPr>
-              <w:spacing w:after="0"/>
-            </w:pPr>
-            <w:r/>
-            <w:r>
-              <w:rPr>
-                <w:rFonts w:ascii="Times New Roman" w:hAnsi="Times New Roman" w:eastAsia="Times New Roman"/>
-                <w:b w:val="0"/>
-                <w:sz w:val="16"/>
-              </w:rPr>
-              <w:t>ai_analysis_jobs</w:t>
-            </w:r>
-          </w:p>
-        </w:tc>
-        <w:tc>
-          <w:tcPr>
-            <w:tcW w:type="dxa" w:w="5128"/>
-          </w:tcPr>
-          <w:p>
-            <w:pPr>
-              <w:spacing w:after="0"/>
-            </w:pPr>
-            <w:r/>
-            <w:r>
-              <w:rPr>
-                <w:rFonts w:ascii="Times New Roman" w:hAnsi="Times New Roman" w:eastAsia="Times New Roman"/>
-                <w:b w:val="0"/>
-                <w:sz w:val="16"/>
-              </w:rPr>
-              <w:t>id PK, book_id FK, status, started_at, finished_at, error_message, created_at.</w:t>
-            </w:r>
-          </w:p>
-        </w:tc>
-      </w:tr>
-      <w:tr>
-        <w:tc>
-          <w:tcPr>
-            <w:tcW w:type="dxa" w:w="5128"/>
-          </w:tcPr>
-          <w:p>
-            <w:pPr>
-              <w:spacing w:after="0"/>
-            </w:pPr>
-            <w:r/>
-            <w:r>
-              <w:rPr>
-                <w:rFonts w:ascii="Times New Roman" w:hAnsi="Times New Roman" w:eastAsia="Times New Roman"/>
-                <w:b w:val="0"/>
-                <w:sz w:val="16"/>
-              </w:rPr>
-              <w:t>user_events</w:t>
-            </w:r>
-          </w:p>
-        </w:tc>
-        <w:tc>
-          <w:tcPr>
-            <w:tcW w:type="dxa" w:w="5128"/>
-          </w:tcPr>
-          <w:p>
-            <w:pPr>
-              <w:spacing w:after="0"/>
-            </w:pPr>
-            <w:r/>
-            <w:r>
-              <w:rPr>
-                <w:rFonts w:ascii="Times New Roman" w:hAnsi="Times New Roman" w:eastAsia="Times New Roman"/>
-                <w:b w:val="0"/>
-                <w:sz w:val="16"/>
-              </w:rPr>
-              <w:t>id PK, user_id FK nullable, book_id FK nullable, event_type, event_payload jsonb, created_at.</w:t>
+              <w:t>Краткое описание ошибки генерации embedding.</w:t>
             </w:r>
           </w:p>
         </w:tc>
@@ -1639,131 +966,86 @@
     <w:p>
       <w:pPr>
         <w:pStyle w:val="Heading1"/>
+        <w:spacing w:after="120" w:line="276" w:lineRule="auto"/>
       </w:pPr>
       <w:r>
-        <w:t>4. Представления, индексы и расширения</w:t>
+        <w:rPr>
+          <w:rFonts w:ascii="Times New Roman" w:hAnsi="Times New Roman"/>
+          <w:b w:val="0"/>
+          <w:sz w:val="24"/>
+        </w:rPr>
+        <w:t>3. Индексы и поиск</w:t>
       </w:r>
     </w:p>
     <w:p>
       <w:pPr>
-        <w:spacing w:after="120"/>
-        <w:ind w:firstLine="425"/>
+        <w:spacing w:after="120" w:line="276" w:lineRule="auto"/>
+        <w:jc w:val="both"/>
       </w:pPr>
       <w:r>
         <w:rPr>
-          <w:rFonts w:ascii="Times New Roman" w:hAnsi="Times New Roman" w:eastAsia="Times New Roman"/>
+          <w:rFonts w:ascii="Times New Roman" w:hAnsi="Times New Roman"/>
+          <w:b w:val="0"/>
           <w:sz w:val="24"/>
         </w:rPr>
-        <w:t>Для чтения каталога frontend использует public.book_catalog_view. Представление объединяет books, authors, genres и book_ai_profiles и возвращает только активные книги. Индексы предусмотрены для slug, активности и цены книг, связей N:M, заказов пользователя, событий пользователя, статусов ИИ-задач и поиска по каталогу.</w:t>
-      </w:r>
-    </w:p>
-    <w:p>
-      <w:pPr>
-        <w:spacing w:after="120"/>
-        <w:ind w:firstLine="425"/>
-      </w:pPr>
-      <w:r>
-        <w:rPr>
-          <w:rFonts w:ascii="Times New Roman" w:hAnsi="Times New Roman" w:eastAsia="Times New Roman"/>
-          <w:sz w:val="24"/>
-        </w:rPr>
-        <w:t>Поле book_ai_profiles.embedding создается как vector(1536), если в окружении Supabase доступно расширение vector/pgvector; иначе используется jsonb. Наличие поля embedding не означает, что полноценный vector search уже является основным пользовательским сценарием frontend. Полноценное ранжирование по embedding относится к следующему этапу развития.</w:t>
+        <w:t>Для поля embedding создается индекс book_ai_profiles_embedding_hnsw_idx using hnsw (embedding vector_cosine_ops). RPC-функция match_books_semantic принимает embedding запроса и возвращает активные книги со статусом ready, у которых embedding_status = ready и embedding не равен null. Сходство вычисляется выражением 1 - (embedding &lt;=&gt; query_embedding).</w:t>
       </w:r>
     </w:p>
     <w:p>
       <w:pPr>
         <w:pStyle w:val="Heading1"/>
+        <w:spacing w:after="120" w:line="276" w:lineRule="auto"/>
       </w:pPr>
       <w:r>
-        <w:t>5. Правила целостности и статусы</w:t>
+        <w:rPr>
+          <w:rFonts w:ascii="Times New Roman" w:hAnsi="Times New Roman"/>
+          <w:b w:val="0"/>
+          <w:sz w:val="24"/>
+        </w:rPr>
+        <w:t>4. Целостность и безопасность</w:t>
       </w:r>
     </w:p>
     <w:p>
       <w:pPr>
-        <w:spacing w:after="60"/>
-        <w:ind w:left="425" w:hanging="198"/>
+        <w:spacing w:after="120" w:line="276" w:lineRule="auto"/>
+        <w:jc w:val="both"/>
       </w:pPr>
       <w:r>
         <w:rPr>
-          <w:rFonts w:ascii="Times New Roman" w:hAnsi="Times New Roman" w:eastAsia="Times New Roman"/>
+          <w:rFonts w:ascii="Times New Roman" w:hAnsi="Times New Roman"/>
+          <w:b w:val="0"/>
           <w:sz w:val="24"/>
         </w:rPr>
-        <w:t>— Удаление книги в MVP выполняется мягко через books.is_active = false, чтобы не нарушать историю заказов.</w:t>
-      </w:r>
-    </w:p>
-    <w:p>
-      <w:pPr>
-        <w:spacing w:after="60"/>
-        <w:ind w:left="425" w:hanging="198"/>
-      </w:pPr>
-      <w:r>
-        <w:rPr>
-          <w:rFonts w:ascii="Times New Roman" w:hAnsi="Times New Roman" w:eastAsia="Times New Roman"/>
-          <w:sz w:val="24"/>
-        </w:rPr>
-        <w:t>— Корзина не должна содержать две позиции с одной книгой для одного пользователя благодаря UNIQUE(user_id, book_id).</w:t>
-      </w:r>
-    </w:p>
-    <w:p>
-      <w:pPr>
-        <w:spacing w:after="60"/>
-        <w:ind w:left="425" w:hanging="198"/>
-      </w:pPr>
-      <w:r>
-        <w:rPr>
-          <w:rFonts w:ascii="Times New Roman" w:hAnsi="Times New Roman" w:eastAsia="Times New Roman"/>
-          <w:sz w:val="24"/>
-        </w:rPr>
-        <w:t>— Сумма заказа рассчитывается на стороне БД внутри create_order_from_cart, а не доверяется frontend.</w:t>
-      </w:r>
-    </w:p>
-    <w:p>
-      <w:pPr>
-        <w:spacing w:after="60"/>
-        <w:ind w:left="425" w:hanging="198"/>
-      </w:pPr>
-      <w:r>
-        <w:rPr>
-          <w:rFonts w:ascii="Times New Roman" w:hAnsi="Times New Roman" w:eastAsia="Times New Roman"/>
-          <w:sz w:val="24"/>
-        </w:rPr>
-        <w:t>— Статусы book_ai_profiles и ai_analysis_jobs в актуальной миграции нормализованы к stale/running/ready/failed для профилей и running/ready/failed для задач.</w:t>
-      </w:r>
-    </w:p>
-    <w:p>
-      <w:pPr>
-        <w:spacing w:after="60"/>
-        <w:ind w:left="425" w:hanging="198"/>
-      </w:pPr>
-      <w:r>
-        <w:rPr>
-          <w:rFonts w:ascii="Times New Roman" w:hAnsi="Times New Roman" w:eastAsia="Times New Roman"/>
-          <w:sz w:val="24"/>
-        </w:rPr>
-        <w:t>— Отзывы модерируются через moderation_status; в текущем MVP таблица есть, но сценарий отзывов может быть расширен позднее.</w:t>
-      </w:r>
-    </w:p>
-    <w:p>
-      <w:pPr>
-        <w:spacing w:after="60"/>
-        <w:ind w:left="425" w:hanging="198"/>
-      </w:pPr>
-      <w:r>
-        <w:rPr>
-          <w:rFonts w:ascii="Times New Roman" w:hAnsi="Times New Roman" w:eastAsia="Times New Roman"/>
-          <w:sz w:val="24"/>
-        </w:rPr>
-        <w:t>— RLS включен на основных public-таблицах и является обязательной частью модели данных.</w:t>
+        <w:t>Запись в book_ai_profiles и ai_analysis_jobs из browser client запрещена. Обновление embedding выполняется только серверной функцией /api/analyze-book или локальным backfill-скриптом с service role key. Сырые embedding-векторы не отправляются в пользовательский интерфейс.</w:t>
       </w:r>
     </w:p>
     <w:sectPr>
+      <w:footerReference w:type="default" r:id="rId9"/>
       <w:pgSz w:w="12240" w:h="15840"/>
-      <w:pgMar w:top="1020" w:right="850" w:bottom="907" w:left="1134" w:header="720" w:footer="720" w:gutter="0"/>
+      <w:pgMar w:top="1134" w:right="850" w:bottom="1134" w:left="1417" w:header="720" w:footer="720" w:gutter="0"/>
       <w:cols w:space="720"/>
       <w:docGrid w:linePitch="360"/>
     </w:sectPr>
   </w:body>
 </w:document>
+</file>
+
+<file path=word/footer1.xml><?xml version="1.0" encoding="utf-8"?>
+<w:ftr xmlns:m="http://schemas.openxmlformats.org/officeDocument/2006/math" xmlns:mc="http://schemas.openxmlformats.org/markup-compatibility/2006" xmlns:mo="http://schemas.microsoft.com/office/mac/office/2008/main" xmlns:mv="urn:schemas-microsoft-com:mac:vml" xmlns:o="urn:schemas-microsoft-com:office:office" xmlns:r="http://schemas.openxmlformats.org/officeDocument/2006/relationships" xmlns:v="urn:schemas-microsoft-com:vml" xmlns:w10="urn:schemas-microsoft-com:office:word" xmlns:w14="http://schemas.microsoft.com/office/word/2010/wordml" xmlns:w="http://schemas.openxmlformats.org/wordprocessingml/2006/main" xmlns:wne="http://schemas.microsoft.com/office/word/2006/wordml" xmlns:wp14="http://schemas.microsoft.com/office/word/2010/wordprocessingDrawing" xmlns:wp="http://schemas.openxmlformats.org/drawingml/2006/wordprocessingDrawing" xmlns:wpc="http://schemas.microsoft.com/office/word/2010/wordprocessingCanvas" xmlns:wpg="http://schemas.microsoft.com/office/word/2010/wordprocessingGroup" xmlns:wpi="http://schemas.microsoft.com/office/word/2010/wordprocessingInk" xmlns:wps="http://schemas.microsoft.com/office/word/2010/wordprocessingShape" mc:Ignorable="w14 wp14">
+  <w:p>
+    <w:pPr>
+      <w:pStyle w:val="Footer"/>
+      <w:jc w:val="center"/>
+    </w:pPr>
+    <w:r>
+      <w:rPr>
+        <w:rFonts w:ascii="Times New Roman" w:hAnsi="Times New Roman"/>
+        <w:sz w:val="18"/>
+      </w:rPr>
+      <w:t>Веб-сервис онлайн-продажи книг с ИИ-рекомендациями</w:t>
+    </w:r>
+  </w:p>
+</w:ftr>
 </file>
 
 <file path=word/numbering.xml><?xml version="1.0" encoding="utf-8"?>
@@ -2130,7 +1412,7 @@
     <w:qFormat/>
     <w:rsid w:val="00FC693F"/>
     <w:rPr>
-      <w:rFonts w:ascii="Times New Roman" w:hAnsi="Times New Roman" w:eastAsia="Times New Roman"/>
+      <w:rFonts w:ascii="Times New Roman" w:hAnsi="Times New Roman"/>
       <w:sz w:val="24"/>
     </w:rPr>
   </w:style>
@@ -2193,11 +1475,10 @@
       <w:outlineLvl w:val="0"/>
     </w:pPr>
     <w:rPr>
-      <w:rFonts w:asciiTheme="majorHAnsi" w:eastAsiaTheme="majorEastAsia" w:hAnsiTheme="majorHAnsi" w:cstheme="majorBidi" w:ascii="Times New Roman" w:hAnsi="Times New Roman" w:eastAsia="Times New Roman"/>
+      <w:rFonts w:asciiTheme="majorHAnsi" w:eastAsiaTheme="majorEastAsia" w:hAnsiTheme="majorHAnsi" w:cstheme="majorBidi" w:ascii="Times New Roman" w:hAnsi="Times New Roman"/>
       <w:b/>
       <w:bCs/>
-      <w:color w:val="1A2B3C"/>
-      <w:sz w:val="28"/>
+      <w:sz w:val="32"/>
       <w:szCs w:val="28"/>
     </w:rPr>
   </w:style>
@@ -2217,11 +1498,10 @@
       <w:outlineLvl w:val="1"/>
     </w:pPr>
     <w:rPr>
-      <w:rFonts w:asciiTheme="majorHAnsi" w:eastAsiaTheme="majorEastAsia" w:hAnsiTheme="majorHAnsi" w:cstheme="majorBidi" w:ascii="Times New Roman" w:hAnsi="Times New Roman" w:eastAsia="Times New Roman"/>
+      <w:rFonts w:asciiTheme="majorHAnsi" w:eastAsiaTheme="majorEastAsia" w:hAnsiTheme="majorHAnsi" w:cstheme="majorBidi" w:ascii="Times New Roman" w:hAnsi="Times New Roman"/>
       <w:b/>
       <w:bCs/>
-      <w:color w:val="1A2B3C"/>
-      <w:sz w:val="26"/>
+      <w:sz w:val="28"/>
       <w:szCs w:val="26"/>
     </w:rPr>
   </w:style>
@@ -2241,10 +1521,10 @@
       <w:outlineLvl w:val="2"/>
     </w:pPr>
     <w:rPr>
-      <w:rFonts w:asciiTheme="majorHAnsi" w:eastAsiaTheme="majorEastAsia" w:hAnsiTheme="majorHAnsi" w:cstheme="majorBidi" w:ascii="Times New Roman" w:hAnsi="Times New Roman" w:eastAsia="Times New Roman"/>
+      <w:rFonts w:asciiTheme="majorHAnsi" w:eastAsiaTheme="majorEastAsia" w:hAnsiTheme="majorHAnsi" w:cstheme="majorBidi" w:ascii="Times New Roman" w:hAnsi="Times New Roman"/>
       <w:b/>
       <w:bCs/>
-      <w:color w:val="1A2B3C"/>
+      <w:sz w:val="24"/>
     </w:rPr>
   </w:style>
   <w:style w:type="paragraph" w:styleId="Heading4">
